--- a/output/docx/ru/BUFRCREX_TableB_ru_02.docx
+++ b/output/docx/ru/BUFRCREX_TableB_ru_02.docx
@@ -3513,7 +3513,7 @@
                 <w:b w:val="0"/>
                 <w:sz w:val="16"/>
               </w:rPr>
-              <w:t>Note 47: HIRS* эквивалентен: каналам HIRS 1 (669 см-1) 2 (679 см-1) 3 (690 см-1) 4 (2 358 см-1)</w:t>
+              <w:t>(см. примечание 8)</w:t>
             </w:r>
           </w:p>
         </w:tc>
@@ -15834,7 +15834,7 @@
                 <w:b w:val="0"/>
                 <w:sz w:val="16"/>
               </w:rPr>
-              <w:t>Note 157: Эта константа определяется следующим образом: Z = P + радарная константа, где Z = отражательная способность цели в направлении луча (dBZ), а P = входная мощность приемника выше 1 мВт (дБм). Эта константа используется для нормализации сигнала до эквивалентной дальности 100 км.</w:t>
+              <w:t>Note B157: Эта константа определяется следующим образом: Z = P + радарная константа, где Z = отражательная способность цели в направлении луча (dBZ), а P = входная мощность приемника выше 1 мВт (дБм). Эта константа используется для нормализации сигнала до эквивалентной дальности 100 км.</w:t>
             </w:r>
           </w:p>
         </w:tc>
@@ -23531,7 +23531,7 @@
                 <w:b w:val="0"/>
                 <w:sz w:val="16"/>
               </w:rPr>
-              <w:t>Note 111: Необходимо отметить, что дескриптор 0 02 140 является полярным углом, измеряемым в направлении против часовой стрелки от вектора движения спутника.</w:t>
+              <w:t>Note B111: Необходимо отметить, что дескриптор 0 02 140 является полярным углом, измеряемым в направлении против часовой стрелки от вектора движения спутника.</w:t>
             </w:r>
           </w:p>
         </w:tc>
@@ -23916,7 +23916,7 @@
                 <w:b w:val="0"/>
                 <w:sz w:val="16"/>
               </w:rPr>
-              <w:t>Note 91: В дескрипторе 0 02 142 серийный номер/идентификация прибора для измерения озона имеет длину в 4 символа. Для японских приборов Добсона необходимо опускать первую(ые) цифру(ы).</w:t>
+              <w:t>Note B91: В дескрипторе 0 02 142 серийный номер/идентификация прибора для измерения озона имеет длину в 4 символа. Для японских приборов Добсона необходимо опускать первую(ые) цифру(ы).</w:t>
             </w:r>
           </w:p>
         </w:tc>
@@ -25837,7 +25837,7 @@
                 <w:b w:val="0"/>
                 <w:sz w:val="16"/>
               </w:rPr>
-              <w:t>Note 46: Для указания отдельного спутникового прибора вместо дескриптора 0 02 152 следует использовать дескриптор 0 02 019.</w:t>
+              <w:t>Note B46: Для указания отдельного спутникового прибора вместо дескриптора 0 02 152 следует использовать дескриптор 0 02 019.</w:t>
             </w:r>
           </w:p>
         </w:tc>
@@ -29886,7 +29886,7 @@
                 <w:b w:val="0"/>
                 <w:sz w:val="16"/>
               </w:rPr>
-              <w:t>Note 124: Квадрат угла вне надира, вычисленный по производным параметрам меандра Ku, единица 10-4 град.2, общее минимальное значение 0, общее максимальное значение 900.</w:t>
+              <w:t>Note B124: Квадрат угла вне надира, вычисленный по производным параметрам меандра Ku, единица 10-4 град.2, общее минимальное значение 0, общее максимальное значение 900.</w:t>
             </w:r>
           </w:p>
         </w:tc>
@@ -33356,7 +33356,7 @@
           <w:i/>
           <w:sz w:val="14"/>
         </w:rPr>
-        <w:t>Note 121: Некоторые указания ожидаемой точности могут в неявной форме содержаться в ряде элементов данного класса.</w:t>
+        <w:t>Note B121: Некоторые указания ожидаемой точности могут в неявной форме содержаться в ряде элементов данного класса.</w:t>
       </w:r>
     </w:p>
     <w:p>
@@ -33366,7 +33366,7 @@
           <w:i/>
           <w:sz w:val="14"/>
         </w:rPr>
-        <w:t>Note 155: В данный класс могут также войти элементы, относящиеся к процедурам наблюдений.</w:t>
+        <w:t>Note B155: В данный класс могут также войти элементы, относящиеся к процедурам наблюдений.</w:t>
       </w:r>
     </w:p>
     <w:p>
@@ -33376,7 +33376,7 @@
           <w:i/>
           <w:sz w:val="14"/>
         </w:rPr>
-        <w:t>Note 156: Данный класс должен содержать элементы описания приборов, используемых для получения сообщаемых метеорологических элементов.</w:t>
+        <w:t>Note B156: Данный класс должен содержать элементы описания приборов, используемых для получения сообщаемых метеорологических элементов.</w:t>
       </w:r>
     </w:p>
     <w:sectPr>
